--- a/programs/unite-msc/enrollment/deliverables/Enrollment-Execution-Troubleshooting.docx
+++ b/programs/unite-msc/enrollment/deliverables/Enrollment-Execution-Troubleshooting.docx
@@ -62,7 +62,7 @@
           <w:color w:val="616161"/>
           <w:sz w:val="22"/>
         </w:rPr>
-        <w:t>September 14, 2026  ·  QA Automation (AMSQUAD)  ·  QA-893</w:t>
+        <w:t>September 24, 2026  ·  QA Automation (AMSQUAD)  ·  QA-893</w:t>
       </w:r>
     </w:p>
     <w:p>
@@ -205,7 +205,7 @@
                 <w:color w:val="616161"/>
                 <w:sz w:val="16"/>
               </w:rPr>
-              <w:t>mvn -f mobile/enrollment/pom.xml test "-Pmobile-ms-enrollment-smoke,acceptance-stage1" "-Dhost.properties=LT12800.properties"</w:t>
+              <w:t>mvn -f mobile/enrollment/pom.xml test "-Pmobile-ms-enrollment-smoke,acceptance-stage1" "-Dhost.properties=&lt;COMPUTERNAME&gt;.properties"</w:t>
             </w:r>
           </w:p>
         </w:tc>
@@ -249,7 +249,7 @@
                 <w:color w:val="616161"/>
                 <w:sz w:val="16"/>
               </w:rPr>
-              <w:t>mvn -f mobile/enrollment/pom.xml test "-Pmobile-ms-enrollment-regression,acceptance-stage1" "-Dhost.properties=LT12800.properties"</w:t>
+              <w:t>mvn -f mobile/enrollment/pom.xml test "-Pmobile-ms-enrollment-regression,acceptance-stage1" "-Dhost.properties=&lt;COMPUTERNAME&gt;.properties"</w:t>
             </w:r>
           </w:p>
         </w:tc>
@@ -293,7 +293,7 @@
                 <w:color w:val="616161"/>
                 <w:sz w:val="16"/>
               </w:rPr>
-              <w:t>mvn -f mobile/enrollment/pom.xml test "-Pmobile-ms-enrollment-integration,acceptance-qc4" "-Denvironment.properties=qc4.properties" "-Dhost.properties=qc4.properties"</w:t>
+              <w:t>mvn -f mobile/enrollment/pom.xml test "-Pmobile-ms-enrollment-integration,acceptance-qc4" "-Dhost.properties=&lt;COMPUTERNAME&gt;.properties"</w:t>
             </w:r>
           </w:p>
         </w:tc>
@@ -579,7 +579,7 @@
                 <w:color w:val="616161"/>
                 <w:sz w:val="16"/>
               </w:rPr>
-              <w:t>No Frogger</w:t>
+              <w:t>Oracle relay/access unavailable</w:t>
             </w:r>
           </w:p>
         </w:tc>
@@ -600,7 +600,7 @@
                 <w:color w:val="616161"/>
                 <w:sz w:val="16"/>
               </w:rPr>
-              <w:t>PuTTY Frogger session</w:t>
+              <w:t>Verify approved relay access and personal overlay</w:t>
             </w:r>
           </w:p>
         </w:tc>
@@ -688,7 +688,7 @@
                 <w:color w:val="003057"/>
                 <w:sz w:val="16"/>
               </w:rPr>
-              <w:t>nmdirect missing</w:t>
+              <w:t>One branding fails</w:t>
             </w:r>
           </w:p>
         </w:tc>
@@ -709,7 +709,7 @@
                 <w:color w:val="616161"/>
                 <w:sz w:val="16"/>
               </w:rPr>
-              <w:t>Not in CI XML</w:t>
+              <w:t>Data/IDP/environment or product</w:t>
             </w:r>
           </w:p>
         </w:tc>
@@ -730,7 +730,7 @@
                 <w:color w:val="616161"/>
                 <w:sz w:val="16"/>
               </w:rPr>
-              <w:t>Known gap — not a product bug</w:t>
+              <w:t>Reproduce that branding; current XML includes all three</w:t>
             </w:r>
           </w:p>
         </w:tc>
@@ -761,7 +761,7 @@
           <w:color w:val="616161"/>
           <w:sz w:val="22"/>
         </w:rPr>
-        <w:t>Enrollment GitLab nightly is not in local gitlab-ci yet. Mobile 2 nightly is the pattern to copy (QA-1405). Same Maven profiles locally and in CI.</w:t>
+        <w:t>Enrollment nightly is not verified in current .gitlab-ci.yml. QA-1405 is historical design context, not proof of a live Mobile 2 or Enrollment scheduled job.</w:t>
       </w:r>
     </w:p>
     <w:sectPr>
@@ -790,7 +790,7 @@
         <w:color w:val="616161"/>
         <w:sz w:val="16"/>
       </w:rPr>
-      <w:t>QA Automation AMSQUAD  ·  September 14, 2026  ·  No credentials</w:t>
+      <w:t>QA Automation AMSQUAD  ·  September 24, 2026  ·  No credentials</w:t>
     </w:r>
   </w:p>
   <w:p>
